--- a/litigation-os/matters/carrelha-v-meb-2026/12-workproduct/drafts/WP-003-motion-for-leave-to-file-a-corrected-amended-com.docx
+++ b/litigation-os/matters/carrelha-v-meb-2026/12-workproduct/drafts/WP-003-motion-for-leave-to-file-a-corrected-amended-com.docx
@@ -85,7 +85,7 @@
               <w:spacing w:line="240" w:lineRule="auto" w:after="0"/>
             </w:pPr>
             <w:r>
-              <w:t>CHRISTOPHER CARRELHA and KELSEY CARRELHA,</w:t>
+              <w:t>CHRISTOPHER J. CARRELHA and KELSEY D. CARRELHA,</w:t>
               <w:br/>
               <w:br/>
               <w:t xml:space="preserve">     Plaintiffs,</w:t>
@@ -180,7 +180,7 @@
           <w:b w:val="0"/>
           <w:i w:val="0"/>
         </w:rPr>
-        <w:t>This is a draft prepared for attorney review. **It has not been filed, served or sent, and it must not be until three things happen.**</w:t>
+        <w:t>This is a draft prepared for attorney review. **It has not been filed, served or sent, and it must not be until the docket has been read.**</w:t>
       </w:r>
     </w:p>
     <w:p>
@@ -192,7 +192,7 @@
           <w:b w:val="0"/>
           <w:i w:val="0"/>
         </w:rPr>
-        <w:t>First, the docket must be read. Whether an amended complaint was filed by the August 21, 2026 deadline set by Doc. 35, and what it contains, is unknown to everyone who prepared this. That single fact determines whether this motion is the right instrument or the wrong one.</w:t>
+        <w:t>Whether an amended complaint was filed by the August 21, 2026 deadline set by Doc. 35, and what it contains, is unknown to everyone who prepared this. That one fact determines whether this motion is the right instrument. Section II sets out what to file instead in each of the other situations.</w:t>
       </w:r>
     </w:p>
     <w:p>
@@ -204,7 +204,7 @@
           <w:b w:val="0"/>
           <w:i w:val="0"/>
         </w:rPr>
-        <w:t>Second, the relief must be selected. This draft is written for the case in which no compliant amended complaint is on file, or one is on file that carries the citation defects identified below. Section II sets out what to file instead in each of the other situations.</w:t>
+        <w:t>The blanks must be completed from the docket — the service list above in particular. A certificate of service naming the wrong counsel proves nothing.</w:t>
       </w:r>
     </w:p>
     <w:p>
@@ -216,7 +216,43 @@
           <w:b w:val="0"/>
           <w:i w:val="0"/>
         </w:rPr>
-        <w:t>Third, the blanks must be completed from the docket — the service list above in particular. A certificate of service naming the wrong counsel is a certificate that proves nothing.</w:t>
+        <w:t>**What has changed since the first draft of this package.** Three things, all from reading primary sources rather than the materials that cite them.</w:t>
+      </w:r>
+    </w:p>
+    <w:p>
+      <w:pPr>
+        <w:ind w:firstLine="720"/>
+      </w:pPr>
+      <w:r>
+        <w:rPr>
+          <w:b w:val="0"/>
+          <w:i w:val="0"/>
+        </w:rPr>
+        <w:t>The two citation defects identified earlier **did not reach the pleading**. The sixteen-count amended complaint contains no reference to *Racette*, to Fannie Mae, to any REMIC Trust 2024-91, and pleads no void-assignment attack. Its paragraph 3 was drafted *around* `Ames`, not into it. One narrower clause in that paragraph still needs correcting, and Section IV says exactly which words.</w:t>
+      </w:r>
+    </w:p>
+    <w:p>
+      <w:pPr>
+        <w:ind w:firstLine="720"/>
+      </w:pPr>
+      <w:r>
+        <w:rPr>
+          <w:b w:val="0"/>
+          <w:i w:val="0"/>
+        </w:rPr>
+        <w:t>Two defects that **are** in the pleading were found instead, and they matter more: a cross-reference in paragraph 3 that points at the wrong counts, and one count that incorporates the substantive facts of four other counts — which is the very thing paragraph 2 represents to the Court that the pleading does not do, and the very thing Doc. 35 ordered cured.</w:t>
+      </w:r>
+    </w:p>
+    <w:p>
+      <w:pPr>
+        <w:ind w:firstLine="720"/>
+      </w:pPr>
+      <w:r>
+        <w:rPr>
+          <w:b w:val="0"/>
+          <w:i w:val="0"/>
+        </w:rPr>
+        <w:t>And this document is now in 14-point Times New Roman. The first draft was produced in 13-point, which N.D. Ga. LR 5.1 does not permit.</w:t>
       </w:r>
     </w:p>
     <w:p>
@@ -240,7 +276,19 @@
           <w:b w:val="0"/>
           <w:i w:val="0"/>
         </w:rPr>
-        <w:t>Plaintiffs respectfully move, under Federal Rule of Civil Procedure 15(a)(2), for leave to file the Corrected Amended Complaint submitted with this motion. The correction is directed to two matters: compliance with the pleading requirements of the Order of July 31, 2026 (Doc. 35), and the withdrawal of two legal citations that further research has shown do not support the propositions for which they were offered.</w:t>
+        <w:t>Plaintiffs respectfully move, under Federal Rule of Civil Procedure 15(a)(2), for leave to file a Corrected Amended Complaint conforming to the schedule of corrections set out in Section IV. The corrections are directed to compliance with the Order of July 31, 2026 (Doc. 35), to two internal errors on the face of the operative pleading, and to two pleading requirements identified in further research.</w:t>
+      </w:r>
+    </w:p>
+    <w:p>
+      <w:pPr>
+        <w:ind w:firstLine="720"/>
+      </w:pPr>
+      <w:r>
+        <w:rPr>
+          <w:b w:val="0"/>
+          <w:i w:val="0"/>
+        </w:rPr>
+        <w:t>Rule 15(a)(2) provides that "a party may amend its pleading only with the opposing party's written consent or the court's leave," and that "[t]he court should freely give leave when justice so requires."</w:t>
       </w:r>
     </w:p>
     <w:p>
@@ -264,7 +312,7 @@
           <w:b w:val="0"/>
           <w:i w:val="0"/>
         </w:rPr>
-        <w:t>**If no amended complaint was filed.** This motion is the right instrument, and it should be accompanied by a short statement addressing excusable neglect under Rule 6(b)(1)(B), because the deadline has passed. That statement must be truthful about the reason, and the reason is not in this system's record.</w:t>
+        <w:t>**If no amended complaint was filed.** This motion is the right instrument, and it should be accompanied by a statement addressing excusable neglect under Rule 6(b)(1)(B), because the deadline has passed. That statement must be truthful about the reason, and the reason is not in this system's record.</w:t>
       </w:r>
     </w:p>
     <w:p>
@@ -276,7 +324,7 @@
           <w:b w:val="0"/>
           <w:i w:val="0"/>
         </w:rPr>
-        <w:t>**If an amended complaint was filed and is compliant.** File nothing on this footing. Instead consider a notice of supplemental authority or a short notice correcting the two citations identified in Section IV, which is a smaller and more credible step than a further amendment.</w:t>
+        <w:t>**If an amended complaint was filed and is compliant.** File nothing on this footing. The corrections in Section IV are then candidates for a single short notice of correction, which is a smaller and more credible step.</w:t>
       </w:r>
     </w:p>
     <w:p>
@@ -288,7 +336,7 @@
           <w:b w:val="0"/>
           <w:i w:val="0"/>
         </w:rPr>
-        <w:t>**If an amended complaint was filed and carries the defects in Section IV.** Correct them promptly and on the filer's own initiative. A party that identifies its own citation error and withdraws it is in a materially better position than one whose opponent finds it.</w:t>
+        <w:t>**If an amended complaint was filed carrying the defects in Section IV.** Correct them promptly and on the filer's own initiative. A party that identifies its own defect is in a materially better position than one whose opponent finds it — and against *Vibe Micro, Inc. v. Shabanets*, 878 F.3d 1291, 1309 (11th Cir. 2018), a second non-compliant pleading is the one the Eleventh Circuit has said a district court need not endure.</w:t>
       </w:r>
     </w:p>
     <w:p>
@@ -300,7 +348,7 @@
           <w:b w:val="0"/>
           <w:i w:val="0"/>
         </w:rPr>
-        <w:t>**If a motion to dismiss is already pending.** The response deadline governs. Check whether a motion to stay discovery was filed alongside it; on the one verified comparison available, *Caudell v. NewRez LLC*, No. 3:26-cv-00007 (M.D. Ga.), a stay was imposed and remained in place until the motion was resolved.</w:t>
+        <w:t>**If a motion to dismiss is already pending.** The response deadline governs. Check whether a motion to stay discovery was filed alongside it. In the one verified comparison available, *Caudell v. NewRez LLC*, No. 3:26-cv-00007 (M.D. Ga.), a discovery stay was imposed and remained until the motion was resolved by Doc. 17 on April 28, 2026 — an order granting the motion **in part**.</w:t>
       </w:r>
     </w:p>
     <w:p>
@@ -324,79 +372,7 @@
           <w:b/>
           <w:i/>
         </w:rPr>
-        <w:t>A. Rule 15(a)(2) and the standard the Court applies</w:t>
-      </w:r>
-    </w:p>
-    <w:p>
-      <w:pPr>
-        <w:ind w:firstLine="720"/>
-      </w:pPr>
-      <w:r>
-        <w:rPr>
-          <w:b w:val="0"/>
-          <w:i w:val="0"/>
-        </w:rPr>
-        <w:t>Rule 15(a)(2) directs that leave to amend be freely given when justice so requires. Plaintiffs do not seek to add claims, add parties, or expand the scope of this action. The proposed pleading is shorter than its predecessor and narrower in the relief it seeks.</w:t>
-      </w:r>
-    </w:p>
-    <w:p>
-      <w:pPr>
-        <w:ind w:firstLine="720"/>
-      </w:pPr>
-      <w:r>
-        <w:rPr>
-          <w:b w:val="0"/>
-          <w:i w:val="0"/>
-        </w:rPr>
-        <w:t>*Counsel note: the current text of Rule 15(a)(2) has not been retrieved from a primary source by the preparers of this draft, and must be read before this section is filed. See the citation-verification register, row CV-007.*</w:t>
-      </w:r>
-    </w:p>
-    <w:p>
-      <w:pPr>
-        <w:spacing w:line="240" w:lineRule="auto"/>
-      </w:pPr>
-      <w:r>
-        <w:rPr>
-          <w:b/>
-          <w:i/>
-        </w:rPr>
-        <w:t>B. Compliance with Doc. 35</w:t>
-      </w:r>
-    </w:p>
-    <w:p>
-      <w:pPr>
-        <w:ind w:firstLine="720"/>
-      </w:pPr>
-      <w:r>
-        <w:rPr>
-          <w:b w:val="0"/>
-          <w:i w:val="0"/>
-        </w:rPr>
-        <w:t>The Order of July 31, 2026 identified the operative pleading as a type-one shotgun pleading and directed that an amended complaint be filed. The proposed Corrected Amended Complaint addresses that direction on its face: each count incorporates only the specific paragraphs it relies upon rather than all preceding paragraphs; each count is directed to named defendants rather than to defendants collectively; and paragraph numbering runs continuously through the document.</w:t>
-      </w:r>
-    </w:p>
-    <w:p>
-      <w:pPr>
-        <w:ind w:firstLine="720"/>
-      </w:pPr>
-      <w:r>
-        <w:rPr>
-          <w:b w:val="0"/>
-          <w:i w:val="0"/>
-        </w:rPr>
-        <w:t>The Eleventh Circuit has made the stakes of a second non-compliant pleading explicit. In *Vibe Micro, Inc. v. Shabanets*, 878 F.3d 1291, 1309 (11th Cir. 2018), the court declined to allow a further repleading where the district court had "provided him with specific instructions on how to properly do so" and "[h]e did not fix it," adding that it would not "adopt a rule requiring district courts to endure endless shotgun pleadings." Plaintiffs have read that instruction as it was written and have treated the terms of Doc. 35 as the specification to be met.</w:t>
-      </w:r>
-    </w:p>
-    <w:p>
-      <w:pPr>
-        <w:spacing w:line="240" w:lineRule="auto"/>
-      </w:pPr>
-      <w:r>
-        <w:rPr>
-          <w:b/>
-          <w:i/>
-        </w:rPr>
-        <w:t>C. No prejudice</w:t>
+        <w:t>A. No prejudice</w:t>
       </w:r>
     </w:p>
     <w:p>
@@ -413,14 +389,26 @@
     </w:p>
     <w:p>
       <w:pPr>
+        <w:ind w:firstLine="720"/>
+      </w:pPr>
+      <w:r>
+        <w:rPr>
+          <w:b w:val="0"/>
+          <w:i w:val="0"/>
+        </w:rPr>
+        <w:t>Rule 15(a)(3) would otherwise give a responding party the time remaining to respond to the original pleading or fourteen days after service of the amended pleading, whichever is later — but it applies "[u]nless the court orders otherwise," and Doc. 35 orders otherwise.</w:t>
+      </w:r>
+    </w:p>
+    <w:p>
+      <w:pPr>
         <w:spacing w:line="240" w:lineRule="auto"/>
       </w:pPr>
       <w:r>
         <w:rPr>
           <w:b/>
-          <w:i w:val="0"/>
+          <w:i/>
         </w:rPr>
-        <w:t>IV. THE TWO CITATIONS WITHDRAWN, AND WHY</w:t>
+        <w:t>B. The corrections narrow the pleading; they do not expand it</w:t>
       </w:r>
     </w:p>
     <w:p>
@@ -432,7 +420,19 @@
           <w:b w:val="0"/>
           <w:i w:val="0"/>
         </w:rPr>
-        <w:t>Plaintiffs bring these to the Court's attention rather than allowing them to be found.</w:t>
+        <w:t>Plaintiffs seek to add no claim and no party. Two of the corrections remove material. One replaces a cross-reference with the correct one. Two add the specific allegations that two counts require in order to be pleaded at all.</w:t>
+      </w:r>
+    </w:p>
+    <w:p>
+      <w:pPr>
+        <w:spacing w:line="240" w:lineRule="auto"/>
+      </w:pPr>
+      <w:r>
+        <w:rPr>
+          <w:b/>
+          <w:i w:val="0"/>
+        </w:rPr>
+        <w:t>IV. SCHEDULE OF CORRECTIONS</w:t>
       </w:r>
     </w:p>
     <w:p>
@@ -444,7 +444,19 @@
           <w:b w:val="0"/>
           <w:i w:val="0"/>
         </w:rPr>
-        <w:t>**First**, *Ames v. JP Morgan Chase Bank, N.A.*, 298 Ga. 732 (2016), has been cited in materials prepared for this matter as reserving a borrower's standing to challenge an assignment that is void rather than voidable. It does not. Every reference to a void assignment in that opinion appears in footnote 8, which surveys the decisions of other jurisdictions and expressly aligns Georgia with those holding that plaintiff debtors "always lack standing to challenge an assignment when they have failed to prove an injury from the assignment." Plaintiffs withdraw any reliance on *Ames* for the contrary proposition.</w:t>
+        <w:t>Each item states the defect, the source that establishes it, and the correction. None rests on a characterisation; every one can be checked against the document.</w:t>
+      </w:r>
+    </w:p>
+    <w:p>
+      <w:pPr>
+        <w:spacing w:line="240" w:lineRule="auto"/>
+      </w:pPr>
+      <w:r>
+        <w:rPr>
+          <w:b/>
+          <w:i/>
+        </w:rPr>
+        <w:t>Correction 1 — paragraph 3 cross-references the wrong counts</w:t>
       </w:r>
     </w:p>
     <w:p>
@@ -456,7 +468,7 @@
           <w:b w:val="0"/>
           <w:i w:val="0"/>
         </w:rPr>
-        <w:t>**Second**, *Racette v. Bank of America, N.A.*, 318 Ga. App. 171 (2012), has been cited as direct authority for a borrower's attack on a void assignment. The opinion does not address assignments at all. Plaintiffs withdraw that citation.</w:t>
+        <w:t>**The defect.** Paragraph 3 states that Plaintiffs plead certain counts in the alternative under Rule 8(d)(3), "including failure of consideration in the underlying obligation (Count X) and Security Deed unenforceability derivative of the underlying obligation (Count XI)."</w:t>
       </w:r>
     </w:p>
     <w:p>
@@ -468,7 +480,280 @@
           <w:b w:val="0"/>
           <w:i w:val="0"/>
         </w:rPr>
-        <w:t>Plaintiffs note, in the interest of completeness, that *Racette* does hold that claims for wrongful foreclosure, breach of contract and emotional distress survived a motion to dismiss where published foreclosure advertisements misdescribed a senior lien by deed book and page, and where the borrower gave actual notice of the error. Plaintiffs do not presently plead such a claim, and raise the point only because the same case is being withdrawn on another ground.</w:t>
+        <w:t>The count headings in the same pleading read: **Count IX — Failure of Consideration, Nudum Pactum**; **Count X — Security Deed Unenforceability**; **Count XI — Georgia Fair Business Practices Act**. Paragraph 116, the legal basis for Count IX, confirms that failure of consideration is Count IX.</w:t>
+      </w:r>
+    </w:p>
+    <w:p>
+      <w:pPr>
+        <w:ind w:firstLine="720"/>
+      </w:pPr>
+      <w:r>
+        <w:rPr>
+          <w:b w:val="0"/>
+          <w:i w:val="0"/>
+        </w:rPr>
+        <w:t>Paragraph 3 is therefore off by one. As written it directs the Court to the Security Deed count and the FBPA count for propositions belonging to the failure of consideration count and the Security Deed count.</w:t>
+      </w:r>
+    </w:p>
+    <w:p>
+      <w:pPr>
+        <w:ind w:firstLine="720"/>
+      </w:pPr>
+      <w:r>
+        <w:rPr>
+          <w:b w:val="0"/>
+          <w:i w:val="0"/>
+        </w:rPr>
+        <w:t>**The correction.** In paragraph 3, replace "(Count X)" with "(Count IX)" and "(Count XI)" with "(Count X)".</w:t>
+      </w:r>
+    </w:p>
+    <w:p>
+      <w:pPr>
+        <w:spacing w:line="240" w:lineRule="auto"/>
+      </w:pPr>
+      <w:r>
+        <w:rPr>
+          <w:b/>
+          <w:i/>
+        </w:rPr>
+        <w:t>Correction 2 — paragraph 3 attributes to *Ames* a carveout it does not contain</w:t>
+      </w:r>
+    </w:p>
+    <w:p>
+      <w:pPr>
+        <w:ind w:firstLine="720"/>
+      </w:pPr>
+      <w:r>
+        <w:rPr>
+          <w:b w:val="0"/>
+          <w:i w:val="0"/>
+        </w:rPr>
+        <w:t>**The defect.** Paragraph 3 states that the pleaded theories "fall within the carveouts recognized in *Ames* or attack the enforceability of the underlying obligation independent of any assignment."</w:t>
+      </w:r>
+    </w:p>
+    <w:p>
+      <w:pPr>
+        <w:ind w:firstLine="720"/>
+      </w:pPr>
+      <w:r>
+        <w:rPr>
+          <w:b w:val="0"/>
+          <w:i w:val="0"/>
+        </w:rPr>
+        <w:t>The second branch of that disjunctive is correct and is what Counts IX and X actually do. The first branch is not. *Ames v. JP Morgan Chase Bank, N.A.*, 298 Ga. 732 (2016), recognises no carveouts. Every reference to a void assignment in that opinion appears in footnote 8, which surveys the decisions of *other* jurisdictions and expressly aligns Georgia with those holding that plaintiff debtors "always lack standing to challenge an assignment when they have failed to prove an injury from the assignment." Footnote 7 cites *Haynes v. McCalla Raymer, LLC*, 793 F.3d 1246, 1253 (11th Cir. 2015), which forecloses the nearest candidate for a carveout.</w:t>
+      </w:r>
+    </w:p>
+    <w:p>
+      <w:pPr>
+        <w:ind w:firstLine="720"/>
+      </w:pPr>
+      <w:r>
+        <w:rPr>
+          <w:b w:val="0"/>
+          <w:i w:val="0"/>
+        </w:rPr>
+        <w:t>**The correction.** In paragraph 3, delete the words "fall within the carveouts recognized in *Ames* or", so that the sentence reads: "To the limited extent Plaintiffs raise assignment-related facts, the pleaded theories attack the enforceability of the underlying obligation independent of any assignment."</w:t>
+      </w:r>
+    </w:p>
+    <w:p>
+      <w:pPr>
+        <w:ind w:firstLine="720"/>
+      </w:pPr>
+      <w:r>
+        <w:rPr>
+          <w:b w:val="0"/>
+          <w:i w:val="0"/>
+        </w:rPr>
+        <w:t>Nothing else in paragraph 3 changes. The paragraph's purpose — to tell the Court plainly that this pleading does not run at *Ames* — survives intact, and is better served by the sentence that remains.</w:t>
+      </w:r>
+    </w:p>
+    <w:p>
+      <w:pPr>
+        <w:spacing w:line="240" w:lineRule="auto"/>
+      </w:pPr>
+      <w:r>
+        <w:rPr>
+          <w:b/>
+          <w:i/>
+        </w:rPr>
+        <w:t>Correction 3 — one count incorporates the substantive facts of four other counts</w:t>
+      </w:r>
+    </w:p>
+    <w:p>
+      <w:pPr>
+        <w:ind w:firstLine="720"/>
+      </w:pPr>
+      <w:r>
+        <w:rPr>
+          <w:b w:val="0"/>
+          <w:i w:val="0"/>
+        </w:rPr>
+        <w:t>**The defect.** Paragraph 2 represents to the Court: "No Count in this pleading incorporates by reference 'each and every preceding paragraph'; each Count incorporates only specifically identified numbered paragraphs."</w:t>
+      </w:r>
+    </w:p>
+    <w:p>
+      <w:pPr>
+        <w:ind w:firstLine="720"/>
+      </w:pPr>
+      <w:r>
+        <w:rPr>
+          <w:b w:val="0"/>
+          <w:i w:val="0"/>
+        </w:rPr>
+        <w:t>One count's incorporation clause reads: "incorporate ¶¶ 10, 48–53, **and the substantive facts of Counts VI, VIII, XII, and XIII**."</w:t>
+      </w:r>
+    </w:p>
+    <w:p>
+      <w:pPr>
+        <w:ind w:firstLine="720"/>
+      </w:pPr>
+      <w:r>
+        <w:rPr>
+          <w:b w:val="0"/>
+          <w:i w:val="0"/>
+        </w:rPr>
+        <w:t>That clause incorporates counts, not paragraphs. It contradicts paragraph 2's own representation, and it is the second category of shotgun pleading identified in *Weiland v. Palm Beach County Sheriff's Office*, 792 F.3d 1313 (11th Cir.</w:t>
+      </w:r>
+    </w:p>
+    <w:p>
+      <w:pPr>
+        <w:pStyle w:val="ListBullet"/>
+        <w:spacing w:line="276" w:lineRule="auto"/>
+      </w:pPr>
+      <w:r>
+        <w:t>— the defect Doc. 35 ordered cured.</w:t>
+      </w:r>
+    </w:p>
+    <w:p>
+      <w:pPr>
+        <w:ind w:firstLine="720"/>
+      </w:pPr>
+      <w:r>
+        <w:rPr>
+          <w:b w:val="0"/>
+          <w:i w:val="0"/>
+        </w:rPr>
+        <w:t>**The correction.** Replace the phrase "and the substantive facts of Counts VI, VIII, XII, and XIII" with an explicit enumeration of the numbered paragraphs relied on. If that enumeration proves long, the count is relying on too much and should be narrowed rather than expanded.</w:t>
+      </w:r>
+    </w:p>
+    <w:p>
+      <w:pPr>
+        <w:ind w:firstLine="720"/>
+      </w:pPr>
+      <w:r>
+        <w:rPr>
+          <w:b w:val="0"/>
+          <w:i w:val="0"/>
+        </w:rPr>
+        <w:t>**Counsel note.** The extract available to the preparers of this schedule records this clause but not which count contains it. Identify it in the operative pleading and check every other incorporation clause at the same time. Of the six sampled, this is the only one that departs from paragraph 2's representation, but six is not sixteen.</w:t>
+      </w:r>
+    </w:p>
+    <w:p>
+      <w:pPr>
+        <w:spacing w:line="240" w:lineRule="auto"/>
+      </w:pPr>
+      <w:r>
+        <w:rPr>
+          <w:b/>
+          <w:i/>
+        </w:rPr>
+        <w:t>Correction 4 — the FBPA count requires the pre-suit demand or its exception</w:t>
+      </w:r>
+    </w:p>
+    <w:p>
+      <w:pPr>
+        <w:ind w:firstLine="720"/>
+      </w:pPr>
+      <w:r>
+        <w:rPr>
+          <w:b w:val="0"/>
+          <w:i w:val="0"/>
+        </w:rPr>
+        <w:t>**The defect.** Count XI pleads the Georgia Fair Business Practices Act. O.C.G.A. § 10-1-399(b) provides: "At least 30 days prior to the filing of any such action, a written demand for relief, identifying the claimant and reasonably describing the unfair or deceptive act or practice relied upon and the injury suffered, shall be delivered to any prospective respondent."</w:t>
+      </w:r>
+    </w:p>
+    <w:p>
+      <w:pPr>
+        <w:ind w:firstLine="720"/>
+      </w:pPr>
+      <w:r>
+        <w:rPr>
+          <w:b w:val="0"/>
+          <w:i w:val="0"/>
+        </w:rPr>
+        <w:t>Nothing in the record available to the preparers shows such a demand was delivered to any Defendant.</w:t>
+      </w:r>
+    </w:p>
+    <w:p>
+      <w:pPr>
+        <w:ind w:firstLine="720"/>
+      </w:pPr>
+      <w:r>
+        <w:rPr>
+          <w:b w:val="0"/>
+          <w:i w:val="0"/>
+        </w:rPr>
+        <w:t>**The correction.** As to each Defendant, either plead delivery of the demand with its date, or plead the statutory exception, which applies where "the prospective respondent does not maintain a place of business or does not keep assets within the state." That exception may fit MEB Loan Trust VIII and the FREED trust. It is unlikely to fit NewRez LLC d/b/a Shellpoint Mortgage Servicing, Specialized Loan Servicing, LLC, or McCalla Raymer Leibert Pierce, LLP. If neither can be pleaded truthfully as to a given Defendant, the count should be dropped as to that Defendant rather than carried.</w:t>
+      </w:r>
+    </w:p>
+    <w:p>
+      <w:pPr>
+        <w:spacing w:line="240" w:lineRule="auto"/>
+      </w:pPr>
+      <w:r>
+        <w:rPr>
+          <w:b/>
+          <w:i/>
+        </w:rPr>
+        <w:t>Correction 5 — the FDCPA count requires relation back to be pleaded</w:t>
+      </w:r>
+    </w:p>
+    <w:p>
+      <w:pPr>
+        <w:ind w:firstLine="720"/>
+      </w:pPr>
+      <w:r>
+        <w:rPr>
+          <w:b w:val="0"/>
+          <w:i w:val="0"/>
+        </w:rPr>
+        <w:t>**The defect.** Count VII pleads the FDCPA. 15 U.S.C. § 1692k(d) requires that an action be brought "within one year from the date on which the violation occurs." That is an occurrence rule, not a discovery rule: each discrete violation starts its own clock.</w:t>
+      </w:r>
+    </w:p>
+    <w:p>
+      <w:pPr>
+        <w:ind w:firstLine="720"/>
+      </w:pPr>
+      <w:r>
+        <w:rPr>
+          <w:b w:val="0"/>
+          <w:i w:val="0"/>
+        </w:rPr>
+        <w:t>The conduct alleged runs from 2022 to 2026. Much of it is outside one year of any plausible filing date.</w:t>
+      </w:r>
+    </w:p>
+    <w:p>
+      <w:pPr>
+        <w:ind w:firstLine="720"/>
+      </w:pPr>
+      <w:r>
+        <w:rPr>
+          <w:b w:val="0"/>
+          <w:i w:val="0"/>
+        </w:rPr>
+        <w:t>**The correction.** Plead expressly that this pleading relates back to the original complaint under Rule 15(c)(1)(B), which provides for relation back where "the amendment asserts a claim or defense that arose out of the conduct, transaction, or occurrence set out — or attempted to be set out — in the original pleading," and identify the original filing date in the Superior Court of Forsyth County. Then confine the count's alleged violations to those occurring within one year before that date, or plead why an earlier violation remains actionable.</w:t>
+      </w:r>
+    </w:p>
+    <w:p>
+      <w:pPr>
+        <w:ind w:firstLine="720"/>
+      </w:pPr>
+      <w:r>
+        <w:rPr>
+          <w:b w:val="0"/>
+          <w:i w:val="0"/>
+        </w:rPr>
+        <w:t>**Counsel note.** The filing date of the original state-court complaint in case 26CV-0387-1 is not established anywhere in the record available here. It is the date the entire limitations analysis turns on.</w:t>
       </w:r>
     </w:p>
     <w:p>
@@ -492,7 +777,7 @@
           <w:b w:val="0"/>
           <w:i w:val="0"/>
         </w:rPr>
-        <w:t>It does not plead that the chain of title terminates before reaching Fannie Mae REMIC Trust 2024-91. That entity appears in materials prepared for this matter and has no connection to this loan; it is a defendant in a different case.</w:t>
+        <w:t>It does not plead that any chain of title terminates before reaching Fannie Mae REMIC Trust 2024-91. That entity appears in materials prepared for this matter and has no connection to this loan; it is a defendant in a different case.</w:t>
       </w:r>
     </w:p>
     <w:p>
@@ -504,7 +789,31 @@
           <w:b w:val="0"/>
           <w:i w:val="0"/>
         </w:rPr>
-        <w:t>It does not plead a "show me the note" theory.</w:t>
+        <w:t>It does not plead a "show me the note" theory, and it does not attack any assignment as void.</w:t>
+      </w:r>
+    </w:p>
+    <w:p>
+      <w:pPr>
+        <w:ind w:firstLine="720"/>
+      </w:pPr>
+      <w:r>
+        <w:rPr>
+          <w:b w:val="0"/>
+          <w:i w:val="0"/>
+        </w:rPr>
+        <w:t>It does not rely on *Racette v. Bank of America, N.A.*, 318 Ga. App. 171 (2012) for any proposition about assignments. That opinion does not address assignments.</w:t>
+      </w:r>
+    </w:p>
+    <w:p>
+      <w:pPr>
+        <w:ind w:firstLine="720"/>
+      </w:pPr>
+      <w:r>
+        <w:rPr>
+          <w:b w:val="0"/>
+          <w:i w:val="0"/>
+        </w:rPr>
+        <w:t>It does not plead a recorded-chain defect under O.C.G.A. § 44-14-162(b). *Haynes* holds at 1252 that the subsection "provides only that '[t]he security instrument … shall be *filed* prior to the time of sale,'" and "says nothing of when (or even if) the deed must actually be recorded."</w:t>
       </w:r>
     </w:p>
     <w:p>
@@ -528,7 +837,7 @@
           <w:b w:val="0"/>
           <w:i w:val="0"/>
         </w:rPr>
-        <w:t>It does not characterise the effect of Standing Order 18-01 beyond the words used in Doc. 34, the standing order itself not having been retrieved.</w:t>
+        <w:t>It does not characterise the effect of Standing Order 18-01 beyond its text, which has now been read: this case falls within paragraphs 1, 2 and 3 of that order independently, the referral to the Magistrate Judge is automatic by the Clerk, and "[t]he District Judge may, at any time, withdraw the reference."</w:t>
       </w:r>
     </w:p>
     <w:p>
@@ -552,7 +861,7 @@
           <w:b w:val="0"/>
           <w:i w:val="0"/>
         </w:rPr>
-        <w:t>For these reasons Plaintiffs respectfully request leave to file the Corrected Amended Complaint submitted herewith.</w:t>
+        <w:t>For these reasons Plaintiffs respectfully request leave to file a Corrected Amended Complaint conforming to the schedule in Section IV.</w:t>
       </w:r>
     </w:p>
     <w:p>
@@ -573,16 +882,7 @@
         <w:spacing w:line="276" w:lineRule="auto"/>
       </w:pPr>
       <w:r>
-        <w:t>Exhibit A — Corrected Amended Complaint, attached hereto</w:t>
-      </w:r>
-    </w:p>
-    <w:p>
-      <w:pPr>
-        <w:pStyle w:val="ListBullet"/>
-        <w:spacing w:line="276" w:lineRule="auto"/>
-      </w:pPr>
-      <w:r>
-        <w:t>Exhibit B — redline comparison against the operative pleading, once the</w:t>
+        <w:t>Exhibit A — the Corrected Amended Complaint, prepared by applying Section IV</w:t>
       </w:r>
     </w:p>
     <w:p>
@@ -594,7 +894,28 @@
           <w:b w:val="0"/>
           <w:i w:val="0"/>
         </w:rPr>
-        <w:t>operative pleading has been identified from the docket</w:t>
+        <w:t>to the operative pleading</w:t>
+      </w:r>
+    </w:p>
+    <w:p>
+      <w:pPr>
+        <w:pStyle w:val="ListBullet"/>
+        <w:spacing w:line="276" w:lineRule="auto"/>
+      </w:pPr>
+      <w:r>
+        <w:t>Exhibit B — a redline against the operative pleading, once that pleading has</w:t>
+      </w:r>
+    </w:p>
+    <w:p>
+      <w:pPr>
+        <w:ind w:firstLine="720"/>
+      </w:pPr>
+      <w:r>
+        <w:rPr>
+          <w:b w:val="0"/>
+          <w:i w:val="0"/>
+        </w:rPr>
+        <w:t>been identified from the docket</w:t>
       </w:r>
     </w:p>
     <w:p>
@@ -627,7 +948,7 @@
           <w:b w:val="0"/>
           <w:i w:val="0"/>
         </w:rPr>
-        <w:t>Confirm from the docket: what was filed and when; the current caption and judge initials; every counsel of record and their service method; whether a motion to dismiss or a motion to stay discovery is pending, and its response date.</w:t>
+        <w:t>**From the docket:** what was filed and when; the current caption and judge initials; every counsel of record and their service method; whether a motion to dismiss or a motion to stay discovery is pending, and its response date; the filing date of the original state-court complaint.</w:t>
       </w:r>
     </w:p>
     <w:p>
@@ -639,7 +960,7 @@
           <w:b w:val="0"/>
           <w:i w:val="0"/>
         </w:rPr>
-        <w:t>Confirm in the proposed pleading: that no count incorporates all preceding paragraphs; that no count is directed at defendants collectively; that paragraph numbering is continuous; that every factual allegation has a source, a named witness, or is expressly pleaded on information and belief; that the *Ames* and *Racette* citations are gone; that Fannie Mae and REMIC Trust 2024-91 appear nowhere; that every exhibit referenced is attached.</w:t>
+        <w:t>**In the corrected pleading:** that Corrections 1 through 5 are applied; that no count incorporates all preceding paragraphs or the substantive facts of another count; that paragraph numbering is continuous; that every factual allegation has a source, a named witness, or is expressly pleaded on information and belief; that Fannie Mae and REMIC Trust 2024-91 appear nowhere; that every exhibit referenced is attached.</w:t>
       </w:r>
     </w:p>
     <w:p>
@@ -651,7 +972,7 @@
           <w:b w:val="0"/>
           <w:i w:val="0"/>
         </w:rPr>
-        <w:t>Confirm in this motion: the Rule 15(a)(2) text as currently in force; whether Rule 6(b)(1)(B) needs addressing; the local rules on page limits and type; and that the certificate of service names the right people.</w:t>
+        <w:t>**In this motion:** whether Rule 6(b)(1)(B) must be addressed; the current text of LR 5.1, including the announced proposed amendment to LR 5.1(D) on margins; the page limits in the local rules and in any standing order of Judge Story or Magistrate Judge Howard; and that the certificate of service names the right people.</w:t>
       </w:r>
     </w:p>
     <w:p>
@@ -744,7 +1065,7 @@
           <w:b w:val="0"/>
           <w:i w:val="0"/>
         </w:rPr>
-        <w:t>Christopher Carrelha</w:t>
+        <w:t>Christopher J. Carrelha</w:t>
       </w:r>
     </w:p>
     <w:p>
@@ -756,7 +1077,7 @@
           <w:b w:val="0"/>
           <w:i w:val="0"/>
         </w:rPr>
-        <w:t>Kelsey Carrelha</w:t>
+        <w:t>Kelsey D. Carrelha</w:t>
       </w:r>
     </w:p>
     <w:p>
@@ -895,7 +1216,7 @@
           <w:b w:val="0"/>
           <w:i w:val="0"/>
         </w:rPr>
-        <w:t>Christopher Carrelha</w:t>
+        <w:t>Christopher J. Carrelha</w:t>
       </w:r>
     </w:p>
     <w:p>
@@ -907,7 +1228,7 @@
           <w:b w:val="0"/>
           <w:i w:val="0"/>
         </w:rPr>
-        <w:t>Kelsey Carrelha</w:t>
+        <w:t>Kelsey D. Carrelha</w:t>
       </w:r>
     </w:p>
     <w:p>
@@ -1312,7 +1633,7 @@
     </w:pPr>
     <w:rPr>
       <w:rFonts w:ascii="Times New Roman" w:hAnsi="Times New Roman"/>
-      <w:sz w:val="26"/>
+      <w:sz w:val="28"/>
     </w:rPr>
   </w:style>
   <w:style w:type="paragraph" w:styleId="Header">
